--- a/downloads/documents/05 Materials/Unit 07/Slides/Slides 07.04 - How to Talk About Yourself in an Interview.docx
+++ b/downloads/documents/05 Materials/Unit 07/Slides/Slides 07.04 - How to Talk About Yourself in an Interview.docx
@@ -39,7 +39,7 @@
         <w:pStyle w:val="Compact"/>
       </w:pPr>
       <w:r>
-        <w:t xml:space="preserve">You are hiring ONE person</w:t>
+        <w:t xml:space="preserve">You are the boss. You are hiring ONE person</w:t>
       </w:r>
     </w:p>
     <w:p>
@@ -97,6 +97,18 @@
         <w:pStyle w:val="Compact"/>
       </w:pPr>
       <w:r>
+        <w:t xml:space="preserve">A candidate is a person trying to get the job</w:t>
+      </w:r>
+    </w:p>
+    <w:p>
+      <w:pPr>
+        <w:numPr>
+          <w:ilvl w:val="0"/>
+          <w:numId w:val="1002"/>
+        </w:numPr>
+        <w:pStyle w:val="Compact"/>
+      </w:pPr>
+      <w:r>
         <w:t xml:space="preserve">How does somebody prove they actually have those skills?</w:t>
       </w:r>
       <w:r>
@@ -313,7 +325,7 @@
         <w:pStyle w:val="Compact"/>
       </w:pPr>
       <w:r>
-        <w:t xml:space="preserve">You tell me what changed</w:t>
+        <w:t xml:space="preserve">Your job: tell me what changed</w:t>
       </w:r>
       <w:r>
         <w:t xml:space="preserve"> </w:t>
@@ -702,7 +714,7 @@
         <w:pStyle w:val="Compact"/>
       </w:pPr>
       <w:r>
-        <w:t xml:space="preserve">Those need a story</w:t>
+        <w:t xml:space="preserve">A question like that needs a story</w:t>
       </w:r>
     </w:p>
     <w:p>
@@ -948,7 +960,7 @@
         <w:pStyle w:val="Compact"/>
       </w:pPr>
       <w:r>
-        <w:t xml:space="preserve">Open the folder. Find one moment this year when something went wrong, or something had to get done under a clock</w:t>
+        <w:t xml:space="preserve">Open the folder. Find one moment this year when something went wrong, or something had to get done under a time limit</w:t>
       </w:r>
     </w:p>
     <w:p>
